--- a/отчёты/ЛР13 Конструкторы и static.docx
+++ b/отчёты/ЛР13 Конструкторы и static.docx
@@ -32,7 +32,7 @@
           <w:right w:val="single" w:color="BFBFBF" w:sz="4" w:space="4"/>
         </w:pBdr>
         <w:shd w:fill="F4F4F4" w:color="auto" w:val="clear"/>
-        <w:spacing w:after="0" w:before="60" w:line="240"/>
+        <w:spacing w:after="0" w:before="60" w:line="240" w:lineRule="auto"/>
         <w:ind w:left="113" w:right="113"/>
       </w:pPr>
       <w:r>
@@ -54,7 +54,7 @@
           <w:right w:val="single" w:color="BFBFBF" w:sz="4" w:space="4"/>
         </w:pBdr>
         <w:shd w:fill="F4F4F4" w:color="auto" w:val="clear"/>
-        <w:spacing w:after="0" w:before="0" w:line="240"/>
+        <w:spacing w:after="0" w:before="0" w:line="240" w:lineRule="auto"/>
         <w:ind w:left="113" w:right="113"/>
       </w:pPr>
       <w:r>
@@ -76,7 +76,7 @@
           <w:right w:val="single" w:color="BFBFBF" w:sz="4" w:space="4"/>
         </w:pBdr>
         <w:shd w:fill="F4F4F4" w:color="auto" w:val="clear"/>
-        <w:spacing w:after="0" w:before="0" w:line="240"/>
+        <w:spacing w:after="0" w:before="0" w:line="240" w:lineRule="auto"/>
         <w:ind w:left="113" w:right="113"/>
       </w:pPr>
       <w:r>
@@ -98,7 +98,7 @@
           <w:right w:val="single" w:color="BFBFBF" w:sz="4" w:space="4"/>
         </w:pBdr>
         <w:shd w:fill="F4F4F4" w:color="auto" w:val="clear"/>
-        <w:spacing w:after="0" w:before="0" w:line="240"/>
+        <w:spacing w:after="0" w:before="0" w:line="240" w:lineRule="auto"/>
         <w:ind w:left="113" w:right="113"/>
       </w:pPr>
       <w:r>
@@ -120,7 +120,7 @@
           <w:right w:val="single" w:color="BFBFBF" w:sz="4" w:space="4"/>
         </w:pBdr>
         <w:shd w:fill="F4F4F4" w:color="auto" w:val="clear"/>
-        <w:spacing w:after="0" w:before="0" w:line="240"/>
+        <w:spacing w:after="0" w:before="0" w:line="240" w:lineRule="auto"/>
         <w:ind w:left="113" w:right="113"/>
       </w:pPr>
       <w:r>
@@ -142,7 +142,7 @@
           <w:right w:val="single" w:color="BFBFBF" w:sz="4" w:space="4"/>
         </w:pBdr>
         <w:shd w:fill="F4F4F4" w:color="auto" w:val="clear"/>
-        <w:spacing w:after="0" w:before="0" w:line="240"/>
+        <w:spacing w:after="0" w:before="0" w:line="240" w:lineRule="auto"/>
         <w:ind w:left="113" w:right="113"/>
       </w:pPr>
       <w:r>
@@ -164,7 +164,7 @@
           <w:right w:val="single" w:color="BFBFBF" w:sz="4" w:space="4"/>
         </w:pBdr>
         <w:shd w:fill="F4F4F4" w:color="auto" w:val="clear"/>
-        <w:spacing w:after="0" w:before="0" w:line="240"/>
+        <w:spacing w:after="0" w:before="0" w:line="240" w:lineRule="auto"/>
         <w:ind w:left="113" w:right="113"/>
       </w:pPr>
       <w:r>
@@ -186,7 +186,7 @@
           <w:right w:val="single" w:color="BFBFBF" w:sz="4" w:space="4"/>
         </w:pBdr>
         <w:shd w:fill="F4F4F4" w:color="auto" w:val="clear"/>
-        <w:spacing w:after="0" w:before="0" w:line="240"/>
+        <w:spacing w:after="0" w:before="0" w:line="240" w:lineRule="auto"/>
         <w:ind w:left="113" w:right="113"/>
       </w:pPr>
       <w:r>
@@ -208,7 +208,7 @@
           <w:right w:val="single" w:color="BFBFBF" w:sz="4" w:space="4"/>
         </w:pBdr>
         <w:shd w:fill="F4F4F4" w:color="auto" w:val="clear"/>
-        <w:spacing w:after="0" w:before="0" w:line="240"/>
+        <w:spacing w:after="0" w:before="0" w:line="240" w:lineRule="auto"/>
         <w:ind w:left="113" w:right="113"/>
       </w:pPr>
       <w:r>
@@ -230,7 +230,7 @@
           <w:right w:val="single" w:color="BFBFBF" w:sz="4" w:space="4"/>
         </w:pBdr>
         <w:shd w:fill="F4F4F4" w:color="auto" w:val="clear"/>
-        <w:spacing w:after="0" w:before="0" w:line="240"/>
+        <w:spacing w:after="0" w:before="0" w:line="240" w:lineRule="auto"/>
         <w:ind w:left="113" w:right="113"/>
       </w:pPr>
       <w:r>
@@ -252,7 +252,7 @@
           <w:right w:val="single" w:color="BFBFBF" w:sz="4" w:space="4"/>
         </w:pBdr>
         <w:shd w:fill="F4F4F4" w:color="auto" w:val="clear"/>
-        <w:spacing w:after="0" w:before="0" w:line="240"/>
+        <w:spacing w:after="0" w:before="0" w:line="240" w:lineRule="auto"/>
         <w:ind w:left="113" w:right="113"/>
       </w:pPr>
       <w:r>
@@ -274,7 +274,7 @@
           <w:right w:val="single" w:color="BFBFBF" w:sz="4" w:space="4"/>
         </w:pBdr>
         <w:shd w:fill="F4F4F4" w:color="auto" w:val="clear"/>
-        <w:spacing w:after="0" w:before="0" w:line="240"/>
+        <w:spacing w:after="0" w:before="0" w:line="240" w:lineRule="auto"/>
         <w:ind w:left="113" w:right="113"/>
       </w:pPr>
       <w:r>
@@ -296,7 +296,7 @@
           <w:right w:val="single" w:color="BFBFBF" w:sz="4" w:space="4"/>
         </w:pBdr>
         <w:shd w:fill="F4F4F4" w:color="auto" w:val="clear"/>
-        <w:spacing w:after="0" w:before="0" w:line="240"/>
+        <w:spacing w:after="0" w:before="0" w:line="240" w:lineRule="auto"/>
         <w:ind w:left="113" w:right="113"/>
       </w:pPr>
       <w:r>
@@ -318,7 +318,7 @@
           <w:right w:val="single" w:color="BFBFBF" w:sz="4" w:space="4"/>
         </w:pBdr>
         <w:shd w:fill="F4F4F4" w:color="auto" w:val="clear"/>
-        <w:spacing w:after="0" w:before="0" w:line="240"/>
+        <w:spacing w:after="0" w:before="0" w:line="240" w:lineRule="auto"/>
         <w:ind w:left="113" w:right="113"/>
       </w:pPr>
       <w:r>
@@ -340,7 +340,7 @@
           <w:right w:val="single" w:color="BFBFBF" w:sz="4" w:space="4"/>
         </w:pBdr>
         <w:shd w:fill="F4F4F4" w:color="auto" w:val="clear"/>
-        <w:spacing w:after="0" w:before="0" w:line="240"/>
+        <w:spacing w:after="0" w:before="0" w:line="240" w:lineRule="auto"/>
         <w:ind w:left="113" w:right="113"/>
       </w:pPr>
       <w:r>
@@ -362,7 +362,7 @@
           <w:right w:val="single" w:color="BFBFBF" w:sz="4" w:space="4"/>
         </w:pBdr>
         <w:shd w:fill="F4F4F4" w:color="auto" w:val="clear"/>
-        <w:spacing w:after="0" w:before="0" w:line="240"/>
+        <w:spacing w:after="0" w:before="0" w:line="240" w:lineRule="auto"/>
         <w:ind w:left="113" w:right="113"/>
       </w:pPr>
       <w:r>
@@ -384,7 +384,7 @@
           <w:right w:val="single" w:color="BFBFBF" w:sz="4" w:space="4"/>
         </w:pBdr>
         <w:shd w:fill="F4F4F4" w:color="auto" w:val="clear"/>
-        <w:spacing w:after="0" w:before="0" w:line="240"/>
+        <w:spacing w:after="0" w:before="0" w:line="240" w:lineRule="auto"/>
         <w:ind w:left="113" w:right="113"/>
       </w:pPr>
       <w:r>
@@ -406,7 +406,7 @@
           <w:right w:val="single" w:color="BFBFBF" w:sz="4" w:space="4"/>
         </w:pBdr>
         <w:shd w:fill="F4F4F4" w:color="auto" w:val="clear"/>
-        <w:spacing w:after="0" w:before="0" w:line="240"/>
+        <w:spacing w:after="0" w:before="0" w:line="240" w:lineRule="auto"/>
         <w:ind w:left="113" w:right="113"/>
       </w:pPr>
       <w:r>
@@ -428,7 +428,7 @@
           <w:right w:val="single" w:color="BFBFBF" w:sz="4" w:space="4"/>
         </w:pBdr>
         <w:shd w:fill="F4F4F4" w:color="auto" w:val="clear"/>
-        <w:spacing w:after="0" w:before="0" w:line="240"/>
+        <w:spacing w:after="0" w:before="0" w:line="240" w:lineRule="auto"/>
         <w:ind w:left="113" w:right="113"/>
       </w:pPr>
       <w:r>
@@ -450,7 +450,7 @@
           <w:right w:val="single" w:color="BFBFBF" w:sz="4" w:space="4"/>
         </w:pBdr>
         <w:shd w:fill="F4F4F4" w:color="auto" w:val="clear"/>
-        <w:spacing w:after="0" w:before="0" w:line="240"/>
+        <w:spacing w:after="0" w:before="0" w:line="240" w:lineRule="auto"/>
         <w:ind w:left="113" w:right="113"/>
       </w:pPr>
       <w:r>
@@ -472,7 +472,7 @@
           <w:right w:val="single" w:color="BFBFBF" w:sz="4" w:space="4"/>
         </w:pBdr>
         <w:shd w:fill="F4F4F4" w:color="auto" w:val="clear"/>
-        <w:spacing w:after="0" w:before="0" w:line="240"/>
+        <w:spacing w:after="0" w:before="0" w:line="240" w:lineRule="auto"/>
         <w:ind w:left="113" w:right="113"/>
       </w:pPr>
       <w:r>
@@ -494,7 +494,7 @@
           <w:right w:val="single" w:color="BFBFBF" w:sz="4" w:space="4"/>
         </w:pBdr>
         <w:shd w:fill="F4F4F4" w:color="auto" w:val="clear"/>
-        <w:spacing w:after="0" w:before="0" w:line="240"/>
+        <w:spacing w:after="0" w:before="0" w:line="240" w:lineRule="auto"/>
         <w:ind w:left="113" w:right="113"/>
       </w:pPr>
       <w:r>
@@ -516,7 +516,7 @@
           <w:right w:val="single" w:color="BFBFBF" w:sz="4" w:space="4"/>
         </w:pBdr>
         <w:shd w:fill="F4F4F4" w:color="auto" w:val="clear"/>
-        <w:spacing w:after="0" w:before="0" w:line="240"/>
+        <w:spacing w:after="0" w:before="0" w:line="240" w:lineRule="auto"/>
         <w:ind w:left="113" w:right="113"/>
       </w:pPr>
       <w:r>
@@ -538,7 +538,7 @@
           <w:right w:val="single" w:color="BFBFBF" w:sz="4" w:space="4"/>
         </w:pBdr>
         <w:shd w:fill="F4F4F4" w:color="auto" w:val="clear"/>
-        <w:spacing w:after="0" w:before="0" w:line="240"/>
+        <w:spacing w:after="0" w:before="0" w:line="240" w:lineRule="auto"/>
         <w:ind w:left="113" w:right="113"/>
       </w:pPr>
       <w:r>
@@ -560,7 +560,7 @@
           <w:right w:val="single" w:color="BFBFBF" w:sz="4" w:space="4"/>
         </w:pBdr>
         <w:shd w:fill="F4F4F4" w:color="auto" w:val="clear"/>
-        <w:spacing w:after="0" w:before="0" w:line="240"/>
+        <w:spacing w:after="0" w:before="0" w:line="240" w:lineRule="auto"/>
         <w:ind w:left="113" w:right="113"/>
       </w:pPr>
       <w:r>
@@ -582,7 +582,7 @@
           <w:right w:val="single" w:color="BFBFBF" w:sz="4" w:space="4"/>
         </w:pBdr>
         <w:shd w:fill="F4F4F4" w:color="auto" w:val="clear"/>
-        <w:spacing w:after="0" w:before="0" w:line="240"/>
+        <w:spacing w:after="0" w:before="0" w:line="240" w:lineRule="auto"/>
         <w:ind w:left="113" w:right="113"/>
       </w:pPr>
       <w:r>
@@ -604,7 +604,7 @@
           <w:right w:val="single" w:color="BFBFBF" w:sz="4" w:space="4"/>
         </w:pBdr>
         <w:shd w:fill="F4F4F4" w:color="auto" w:val="clear"/>
-        <w:spacing w:after="0" w:before="0" w:line="240"/>
+        <w:spacing w:after="0" w:before="0" w:line="240" w:lineRule="auto"/>
         <w:ind w:left="113" w:right="113"/>
       </w:pPr>
       <w:r>
@@ -626,7 +626,7 @@
           <w:right w:val="single" w:color="BFBFBF" w:sz="4" w:space="4"/>
         </w:pBdr>
         <w:shd w:fill="F4F4F4" w:color="auto" w:val="clear"/>
-        <w:spacing w:after="0" w:before="0" w:line="240"/>
+        <w:spacing w:after="0" w:before="0" w:line="240" w:lineRule="auto"/>
         <w:ind w:left="113" w:right="113"/>
       </w:pPr>
       <w:r>
@@ -648,7 +648,7 @@
           <w:right w:val="single" w:color="BFBFBF" w:sz="4" w:space="4"/>
         </w:pBdr>
         <w:shd w:fill="F4F4F4" w:color="auto" w:val="clear"/>
-        <w:spacing w:after="0" w:before="0" w:line="240"/>
+        <w:spacing w:after="0" w:before="0" w:line="240" w:lineRule="auto"/>
         <w:ind w:left="113" w:right="113"/>
       </w:pPr>
       <w:r>
@@ -670,7 +670,7 @@
           <w:right w:val="single" w:color="BFBFBF" w:sz="4" w:space="4"/>
         </w:pBdr>
         <w:shd w:fill="F4F4F4" w:color="auto" w:val="clear"/>
-        <w:spacing w:after="0" w:before="0" w:line="240"/>
+        <w:spacing w:after="0" w:before="0" w:line="240" w:lineRule="auto"/>
         <w:ind w:left="113" w:right="113"/>
       </w:pPr>
       <w:r>
@@ -692,7 +692,7 @@
           <w:right w:val="single" w:color="BFBFBF" w:sz="4" w:space="4"/>
         </w:pBdr>
         <w:shd w:fill="F4F4F4" w:color="auto" w:val="clear"/>
-        <w:spacing w:after="0" w:before="0" w:line="240"/>
+        <w:spacing w:after="0" w:before="0" w:line="240" w:lineRule="auto"/>
         <w:ind w:left="113" w:right="113"/>
       </w:pPr>
       <w:r>
@@ -714,7 +714,7 @@
           <w:right w:val="single" w:color="BFBFBF" w:sz="4" w:space="4"/>
         </w:pBdr>
         <w:shd w:fill="F4F4F4" w:color="auto" w:val="clear"/>
-        <w:spacing w:after="0" w:before="0" w:line="240"/>
+        <w:spacing w:after="0" w:before="0" w:line="240" w:lineRule="auto"/>
         <w:ind w:left="113" w:right="113"/>
       </w:pPr>
       <w:r>
@@ -736,7 +736,7 @@
           <w:right w:val="single" w:color="BFBFBF" w:sz="4" w:space="4"/>
         </w:pBdr>
         <w:shd w:fill="F4F4F4" w:color="auto" w:val="clear"/>
-        <w:spacing w:after="0" w:before="0" w:line="240"/>
+        <w:spacing w:after="0" w:before="0" w:line="240" w:lineRule="auto"/>
         <w:ind w:left="113" w:right="113"/>
       </w:pPr>
       <w:r>
@@ -758,7 +758,7 @@
           <w:right w:val="single" w:color="BFBFBF" w:sz="4" w:space="4"/>
         </w:pBdr>
         <w:shd w:fill="F4F4F4" w:color="auto" w:val="clear"/>
-        <w:spacing w:after="0" w:before="0" w:line="240"/>
+        <w:spacing w:after="0" w:before="0" w:line="240" w:lineRule="auto"/>
         <w:ind w:left="113" w:right="113"/>
       </w:pPr>
       <w:r>
@@ -780,7 +780,7 @@
           <w:right w:val="single" w:color="BFBFBF" w:sz="4" w:space="4"/>
         </w:pBdr>
         <w:shd w:fill="F4F4F4" w:color="auto" w:val="clear"/>
-        <w:spacing w:after="0" w:before="0" w:line="240"/>
+        <w:spacing w:after="0" w:before="0" w:line="240" w:lineRule="auto"/>
         <w:ind w:left="113" w:right="113"/>
       </w:pPr>
       <w:r>
@@ -802,7 +802,7 @@
           <w:right w:val="single" w:color="BFBFBF" w:sz="4" w:space="4"/>
         </w:pBdr>
         <w:shd w:fill="F4F4F4" w:color="auto" w:val="clear"/>
-        <w:spacing w:after="0" w:before="0" w:line="240"/>
+        <w:spacing w:after="0" w:before="0" w:line="240" w:lineRule="auto"/>
         <w:ind w:left="113" w:right="113"/>
       </w:pPr>
       <w:r>
@@ -824,7 +824,7 @@
           <w:right w:val="single" w:color="BFBFBF" w:sz="4" w:space="4"/>
         </w:pBdr>
         <w:shd w:fill="F4F4F4" w:color="auto" w:val="clear"/>
-        <w:spacing w:after="0" w:before="0" w:line="240"/>
+        <w:spacing w:after="0" w:before="0" w:line="240" w:lineRule="auto"/>
         <w:ind w:left="113" w:right="113"/>
       </w:pPr>
       <w:r>
@@ -846,7 +846,7 @@
           <w:right w:val="single" w:color="BFBFBF" w:sz="4" w:space="4"/>
         </w:pBdr>
         <w:shd w:fill="F4F4F4" w:color="auto" w:val="clear"/>
-        <w:spacing w:after="0" w:before="0" w:line="240"/>
+        <w:spacing w:after="0" w:before="0" w:line="240" w:lineRule="auto"/>
         <w:ind w:left="113" w:right="113"/>
       </w:pPr>
       <w:r>
@@ -868,7 +868,7 @@
           <w:right w:val="single" w:color="BFBFBF" w:sz="4" w:space="4"/>
         </w:pBdr>
         <w:shd w:fill="F4F4F4" w:color="auto" w:val="clear"/>
-        <w:spacing w:after="0" w:before="0" w:line="240"/>
+        <w:spacing w:after="0" w:before="0" w:line="240" w:lineRule="auto"/>
         <w:ind w:left="113" w:right="113"/>
       </w:pPr>
       <w:r>
@@ -890,7 +890,7 @@
           <w:right w:val="single" w:color="BFBFBF" w:sz="4" w:space="4"/>
         </w:pBdr>
         <w:shd w:fill="F4F4F4" w:color="auto" w:val="clear"/>
-        <w:spacing w:after="0" w:before="0" w:line="240"/>
+        <w:spacing w:after="0" w:before="0" w:line="240" w:lineRule="auto"/>
         <w:ind w:left="113" w:right="113"/>
       </w:pPr>
       <w:r>
@@ -912,7 +912,7 @@
           <w:right w:val="single" w:color="BFBFBF" w:sz="4" w:space="4"/>
         </w:pBdr>
         <w:shd w:fill="F4F4F4" w:color="auto" w:val="clear"/>
-        <w:spacing w:after="0" w:before="0" w:line="240"/>
+        <w:spacing w:after="0" w:before="0" w:line="240" w:lineRule="auto"/>
         <w:ind w:left="113" w:right="113"/>
       </w:pPr>
       <w:r>
@@ -934,7 +934,7 @@
           <w:right w:val="single" w:color="BFBFBF" w:sz="4" w:space="4"/>
         </w:pBdr>
         <w:shd w:fill="F4F4F4" w:color="auto" w:val="clear"/>
-        <w:spacing w:after="0" w:before="0" w:line="240"/>
+        <w:spacing w:after="0" w:before="0" w:line="240" w:lineRule="auto"/>
         <w:ind w:left="113" w:right="113"/>
       </w:pPr>
       <w:r>
@@ -956,7 +956,7 @@
           <w:right w:val="single" w:color="BFBFBF" w:sz="4" w:space="4"/>
         </w:pBdr>
         <w:shd w:fill="F4F4F4" w:color="auto" w:val="clear"/>
-        <w:spacing w:after="0" w:before="0" w:line="240"/>
+        <w:spacing w:after="0" w:before="0" w:line="240" w:lineRule="auto"/>
         <w:ind w:left="113" w:right="113"/>
       </w:pPr>
       <w:r>
@@ -978,7 +978,7 @@
           <w:right w:val="single" w:color="BFBFBF" w:sz="4" w:space="4"/>
         </w:pBdr>
         <w:shd w:fill="F4F4F4" w:color="auto" w:val="clear"/>
-        <w:spacing w:after="0" w:before="0" w:line="240"/>
+        <w:spacing w:after="0" w:before="0" w:line="240" w:lineRule="auto"/>
         <w:ind w:left="113" w:right="113"/>
       </w:pPr>
       <w:r>
@@ -1000,7 +1000,7 @@
           <w:right w:val="single" w:color="BFBFBF" w:sz="4" w:space="4"/>
         </w:pBdr>
         <w:shd w:fill="F4F4F4" w:color="auto" w:val="clear"/>
-        <w:spacing w:after="0" w:before="0" w:line="240"/>
+        <w:spacing w:after="0" w:before="0" w:line="240" w:lineRule="auto"/>
         <w:ind w:left="113" w:right="113"/>
       </w:pPr>
       <w:r>
@@ -1022,7 +1022,7 @@
           <w:right w:val="single" w:color="BFBFBF" w:sz="4" w:space="4"/>
         </w:pBdr>
         <w:shd w:fill="F4F4F4" w:color="auto" w:val="clear"/>
-        <w:spacing w:after="0" w:before="0" w:line="240"/>
+        <w:spacing w:after="0" w:before="0" w:line="240" w:lineRule="auto"/>
         <w:ind w:left="113" w:right="113"/>
       </w:pPr>
       <w:r>
@@ -1044,7 +1044,7 @@
           <w:right w:val="single" w:color="BFBFBF" w:sz="4" w:space="4"/>
         </w:pBdr>
         <w:shd w:fill="F4F4F4" w:color="auto" w:val="clear"/>
-        <w:spacing w:after="0" w:before="0" w:line="240"/>
+        <w:spacing w:after="0" w:before="0" w:line="240" w:lineRule="auto"/>
         <w:ind w:left="113" w:right="113"/>
       </w:pPr>
       <w:r>
@@ -1066,7 +1066,7 @@
           <w:right w:val="single" w:color="BFBFBF" w:sz="4" w:space="4"/>
         </w:pBdr>
         <w:shd w:fill="F4F4F4" w:color="auto" w:val="clear"/>
-        <w:spacing w:after="160" w:before="0" w:line="240"/>
+        <w:spacing w:after="160" w:before="0" w:line="240" w:lineRule="auto"/>
         <w:ind w:left="113" w:right="113"/>
       </w:pPr>
       <w:r>
@@ -1080,7 +1080,8 @@
     </w:p>
     <w:p>
       <w:pPr>
-        <w:spacing w:after="80"/>
+        <w:keepNext w:val="false"/>
+        <w:spacing w:after="80" w:before="0"/>
         <w:ind w:firstLine="709"/>
         <w:jc w:val="both"/>
       </w:pPr>
@@ -1376,7 +1377,7 @@
           <w:right w:val="single" w:color="BFBFBF" w:sz="4" w:space="4"/>
         </w:pBdr>
         <w:shd w:fill="F4F4F4" w:color="auto" w:val="clear"/>
-        <w:spacing w:after="0" w:before="60" w:line="240"/>
+        <w:spacing w:after="0" w:before="60" w:line="240" w:lineRule="auto"/>
         <w:ind w:left="113" w:right="113"/>
       </w:pPr>
       <w:r>
@@ -1398,7 +1399,7 @@
           <w:right w:val="single" w:color="BFBFBF" w:sz="4" w:space="4"/>
         </w:pBdr>
         <w:shd w:fill="F4F4F4" w:color="auto" w:val="clear"/>
-        <w:spacing w:after="0" w:before="0" w:line="240"/>
+        <w:spacing w:after="0" w:before="0" w:line="240" w:lineRule="auto"/>
         <w:ind w:left="113" w:right="113"/>
       </w:pPr>
       <w:r>
@@ -1420,7 +1421,7 @@
           <w:right w:val="single" w:color="BFBFBF" w:sz="4" w:space="4"/>
         </w:pBdr>
         <w:shd w:fill="F4F4F4" w:color="auto" w:val="clear"/>
-        <w:spacing w:after="0" w:before="0" w:line="240"/>
+        <w:spacing w:after="0" w:before="0" w:line="240" w:lineRule="auto"/>
         <w:ind w:left="113" w:right="113"/>
       </w:pPr>
       <w:r>
@@ -1442,7 +1443,7 @@
           <w:right w:val="single" w:color="BFBFBF" w:sz="4" w:space="4"/>
         </w:pBdr>
         <w:shd w:fill="F4F4F4" w:color="auto" w:val="clear"/>
-        <w:spacing w:after="0" w:before="0" w:line="240"/>
+        <w:spacing w:after="0" w:before="0" w:line="240" w:lineRule="auto"/>
         <w:ind w:left="113" w:right="113"/>
       </w:pPr>
       <w:r>
@@ -1464,7 +1465,7 @@
           <w:right w:val="single" w:color="BFBFBF" w:sz="4" w:space="4"/>
         </w:pBdr>
         <w:shd w:fill="F4F4F4" w:color="auto" w:val="clear"/>
-        <w:spacing w:after="0" w:before="0" w:line="240"/>
+        <w:spacing w:after="0" w:before="0" w:line="240" w:lineRule="auto"/>
         <w:ind w:left="113" w:right="113"/>
       </w:pPr>
       <w:r>
@@ -1486,7 +1487,7 @@
           <w:right w:val="single" w:color="BFBFBF" w:sz="4" w:space="4"/>
         </w:pBdr>
         <w:shd w:fill="F4F4F4" w:color="auto" w:val="clear"/>
-        <w:spacing w:after="0" w:before="0" w:line="240"/>
+        <w:spacing w:after="0" w:before="0" w:line="240" w:lineRule="auto"/>
         <w:ind w:left="113" w:right="113"/>
       </w:pPr>
       <w:r>
@@ -1508,7 +1509,7 @@
           <w:right w:val="single" w:color="BFBFBF" w:sz="4" w:space="4"/>
         </w:pBdr>
         <w:shd w:fill="F4F4F4" w:color="auto" w:val="clear"/>
-        <w:spacing w:after="0" w:before="0" w:line="240"/>
+        <w:spacing w:after="0" w:before="0" w:line="240" w:lineRule="auto"/>
         <w:ind w:left="113" w:right="113"/>
       </w:pPr>
       <w:r>
@@ -1530,7 +1531,7 @@
           <w:right w:val="single" w:color="BFBFBF" w:sz="4" w:space="4"/>
         </w:pBdr>
         <w:shd w:fill="F4F4F4" w:color="auto" w:val="clear"/>
-        <w:spacing w:after="0" w:before="0" w:line="240"/>
+        <w:spacing w:after="0" w:before="0" w:line="240" w:lineRule="auto"/>
         <w:ind w:left="113" w:right="113"/>
       </w:pPr>
       <w:r>
@@ -1552,7 +1553,7 @@
           <w:right w:val="single" w:color="BFBFBF" w:sz="4" w:space="4"/>
         </w:pBdr>
         <w:shd w:fill="F4F4F4" w:color="auto" w:val="clear"/>
-        <w:spacing w:after="0" w:before="0" w:line="240"/>
+        <w:spacing w:after="0" w:before="0" w:line="240" w:lineRule="auto"/>
         <w:ind w:left="113" w:right="113"/>
       </w:pPr>
       <w:r>
@@ -1574,7 +1575,7 @@
           <w:right w:val="single" w:color="BFBFBF" w:sz="4" w:space="4"/>
         </w:pBdr>
         <w:shd w:fill="F4F4F4" w:color="auto" w:val="clear"/>
-        <w:spacing w:after="0" w:before="0" w:line="240"/>
+        <w:spacing w:after="0" w:before="0" w:line="240" w:lineRule="auto"/>
         <w:ind w:left="113" w:right="113"/>
       </w:pPr>
       <w:r>
@@ -1596,7 +1597,7 @@
           <w:right w:val="single" w:color="BFBFBF" w:sz="4" w:space="4"/>
         </w:pBdr>
         <w:shd w:fill="F4F4F4" w:color="auto" w:val="clear"/>
-        <w:spacing w:after="0" w:before="0" w:line="240"/>
+        <w:spacing w:after="0" w:before="0" w:line="240" w:lineRule="auto"/>
         <w:ind w:left="113" w:right="113"/>
       </w:pPr>
       <w:r>
@@ -1618,7 +1619,7 @@
           <w:right w:val="single" w:color="BFBFBF" w:sz="4" w:space="4"/>
         </w:pBdr>
         <w:shd w:fill="F4F4F4" w:color="auto" w:val="clear"/>
-        <w:spacing w:after="0" w:before="0" w:line="240"/>
+        <w:spacing w:after="0" w:before="0" w:line="240" w:lineRule="auto"/>
         <w:ind w:left="113" w:right="113"/>
       </w:pPr>
       <w:r>
@@ -1640,7 +1641,7 @@
           <w:right w:val="single" w:color="BFBFBF" w:sz="4" w:space="4"/>
         </w:pBdr>
         <w:shd w:fill="F4F4F4" w:color="auto" w:val="clear"/>
-        <w:spacing w:after="0" w:before="0" w:line="240"/>
+        <w:spacing w:after="0" w:before="0" w:line="240" w:lineRule="auto"/>
         <w:ind w:left="113" w:right="113"/>
       </w:pPr>
       <w:r>
@@ -1662,7 +1663,7 @@
           <w:right w:val="single" w:color="BFBFBF" w:sz="4" w:space="4"/>
         </w:pBdr>
         <w:shd w:fill="F4F4F4" w:color="auto" w:val="clear"/>
-        <w:spacing w:after="0" w:before="0" w:line="240"/>
+        <w:spacing w:after="0" w:before="0" w:line="240" w:lineRule="auto"/>
         <w:ind w:left="113" w:right="113"/>
       </w:pPr>
       <w:r>
@@ -1684,7 +1685,7 @@
           <w:right w:val="single" w:color="BFBFBF" w:sz="4" w:space="4"/>
         </w:pBdr>
         <w:shd w:fill="F4F4F4" w:color="auto" w:val="clear"/>
-        <w:spacing w:after="0" w:before="0" w:line="240"/>
+        <w:spacing w:after="0" w:before="0" w:line="240" w:lineRule="auto"/>
         <w:ind w:left="113" w:right="113"/>
       </w:pPr>
       <w:r>
@@ -1706,7 +1707,7 @@
           <w:right w:val="single" w:color="BFBFBF" w:sz="4" w:space="4"/>
         </w:pBdr>
         <w:shd w:fill="F4F4F4" w:color="auto" w:val="clear"/>
-        <w:spacing w:after="0" w:before="0" w:line="240"/>
+        <w:spacing w:after="0" w:before="0" w:line="240" w:lineRule="auto"/>
         <w:ind w:left="113" w:right="113"/>
       </w:pPr>
       <w:r>
@@ -1728,7 +1729,7 @@
           <w:right w:val="single" w:color="BFBFBF" w:sz="4" w:space="4"/>
         </w:pBdr>
         <w:shd w:fill="F4F4F4" w:color="auto" w:val="clear"/>
-        <w:spacing w:after="0" w:before="0" w:line="240"/>
+        <w:spacing w:after="0" w:before="0" w:line="240" w:lineRule="auto"/>
         <w:ind w:left="113" w:right="113"/>
       </w:pPr>
       <w:r>
@@ -1750,7 +1751,7 @@
           <w:right w:val="single" w:color="BFBFBF" w:sz="4" w:space="4"/>
         </w:pBdr>
         <w:shd w:fill="F4F4F4" w:color="auto" w:val="clear"/>
-        <w:spacing w:after="0" w:before="0" w:line="240"/>
+        <w:spacing w:after="0" w:before="0" w:line="240" w:lineRule="auto"/>
         <w:ind w:left="113" w:right="113"/>
       </w:pPr>
       <w:r>
@@ -1772,7 +1773,7 @@
           <w:right w:val="single" w:color="BFBFBF" w:sz="4" w:space="4"/>
         </w:pBdr>
         <w:shd w:fill="F4F4F4" w:color="auto" w:val="clear"/>
-        <w:spacing w:after="0" w:before="0" w:line="240"/>
+        <w:spacing w:after="0" w:before="0" w:line="240" w:lineRule="auto"/>
         <w:ind w:left="113" w:right="113"/>
       </w:pPr>
       <w:r>
@@ -1794,7 +1795,7 @@
           <w:right w:val="single" w:color="BFBFBF" w:sz="4" w:space="4"/>
         </w:pBdr>
         <w:shd w:fill="F4F4F4" w:color="auto" w:val="clear"/>
-        <w:spacing w:after="0" w:before="0" w:line="240"/>
+        <w:spacing w:after="0" w:before="0" w:line="240" w:lineRule="auto"/>
         <w:ind w:left="113" w:right="113"/>
       </w:pPr>
       <w:r>
@@ -1816,7 +1817,7 @@
           <w:right w:val="single" w:color="BFBFBF" w:sz="4" w:space="4"/>
         </w:pBdr>
         <w:shd w:fill="F4F4F4" w:color="auto" w:val="clear"/>
-        <w:spacing w:after="0" w:before="0" w:line="240"/>
+        <w:spacing w:after="0" w:before="0" w:line="240" w:lineRule="auto"/>
         <w:ind w:left="113" w:right="113"/>
       </w:pPr>
       <w:r>
@@ -1838,7 +1839,7 @@
           <w:right w:val="single" w:color="BFBFBF" w:sz="4" w:space="4"/>
         </w:pBdr>
         <w:shd w:fill="F4F4F4" w:color="auto" w:val="clear"/>
-        <w:spacing w:after="0" w:before="0" w:line="240"/>
+        <w:spacing w:after="0" w:before="0" w:line="240" w:lineRule="auto"/>
         <w:ind w:left="113" w:right="113"/>
       </w:pPr>
       <w:r>
@@ -1860,7 +1861,7 @@
           <w:right w:val="single" w:color="BFBFBF" w:sz="4" w:space="4"/>
         </w:pBdr>
         <w:shd w:fill="F4F4F4" w:color="auto" w:val="clear"/>
-        <w:spacing w:after="0" w:before="0" w:line="240"/>
+        <w:spacing w:after="0" w:before="0" w:line="240" w:lineRule="auto"/>
         <w:ind w:left="113" w:right="113"/>
       </w:pPr>
       <w:r>
@@ -1882,7 +1883,7 @@
           <w:right w:val="single" w:color="BFBFBF" w:sz="4" w:space="4"/>
         </w:pBdr>
         <w:shd w:fill="F4F4F4" w:color="auto" w:val="clear"/>
-        <w:spacing w:after="0" w:before="0" w:line="240"/>
+        <w:spacing w:after="0" w:before="0" w:line="240" w:lineRule="auto"/>
         <w:ind w:left="113" w:right="113"/>
       </w:pPr>
       <w:r>
@@ -1904,7 +1905,7 @@
           <w:right w:val="single" w:color="BFBFBF" w:sz="4" w:space="4"/>
         </w:pBdr>
         <w:shd w:fill="F4F4F4" w:color="auto" w:val="clear"/>
-        <w:spacing w:after="0" w:before="0" w:line="240"/>
+        <w:spacing w:after="0" w:before="0" w:line="240" w:lineRule="auto"/>
         <w:ind w:left="113" w:right="113"/>
       </w:pPr>
       <w:r>
@@ -1926,7 +1927,7 @@
           <w:right w:val="single" w:color="BFBFBF" w:sz="4" w:space="4"/>
         </w:pBdr>
         <w:shd w:fill="F4F4F4" w:color="auto" w:val="clear"/>
-        <w:spacing w:after="0" w:before="0" w:line="240"/>
+        <w:spacing w:after="0" w:before="0" w:line="240" w:lineRule="auto"/>
         <w:ind w:left="113" w:right="113"/>
       </w:pPr>
       <w:r>
@@ -1948,7 +1949,7 @@
           <w:right w:val="single" w:color="BFBFBF" w:sz="4" w:space="4"/>
         </w:pBdr>
         <w:shd w:fill="F4F4F4" w:color="auto" w:val="clear"/>
-        <w:spacing w:after="0" w:before="0" w:line="240"/>
+        <w:spacing w:after="0" w:before="0" w:line="240" w:lineRule="auto"/>
         <w:ind w:left="113" w:right="113"/>
       </w:pPr>
       <w:r>
@@ -1970,7 +1971,7 @@
           <w:right w:val="single" w:color="BFBFBF" w:sz="4" w:space="4"/>
         </w:pBdr>
         <w:shd w:fill="F4F4F4" w:color="auto" w:val="clear"/>
-        <w:spacing w:after="0" w:before="0" w:line="240"/>
+        <w:spacing w:after="0" w:before="0" w:line="240" w:lineRule="auto"/>
         <w:ind w:left="113" w:right="113"/>
       </w:pPr>
       <w:r>
@@ -1992,7 +1993,7 @@
           <w:right w:val="single" w:color="BFBFBF" w:sz="4" w:space="4"/>
         </w:pBdr>
         <w:shd w:fill="F4F4F4" w:color="auto" w:val="clear"/>
-        <w:spacing w:after="0" w:before="0" w:line="240"/>
+        <w:spacing w:after="0" w:before="0" w:line="240" w:lineRule="auto"/>
         <w:ind w:left="113" w:right="113"/>
       </w:pPr>
       <w:r>
@@ -2014,7 +2015,7 @@
           <w:right w:val="single" w:color="BFBFBF" w:sz="4" w:space="4"/>
         </w:pBdr>
         <w:shd w:fill="F4F4F4" w:color="auto" w:val="clear"/>
-        <w:spacing w:after="0" w:before="0" w:line="240"/>
+        <w:spacing w:after="0" w:before="0" w:line="240" w:lineRule="auto"/>
         <w:ind w:left="113" w:right="113"/>
       </w:pPr>
       <w:r>
@@ -2036,7 +2037,7 @@
           <w:right w:val="single" w:color="BFBFBF" w:sz="4" w:space="4"/>
         </w:pBdr>
         <w:shd w:fill="F4F4F4" w:color="auto" w:val="clear"/>
-        <w:spacing w:after="0" w:before="0" w:line="240"/>
+        <w:spacing w:after="0" w:before="0" w:line="240" w:lineRule="auto"/>
         <w:ind w:left="113" w:right="113"/>
       </w:pPr>
       <w:r>
@@ -2058,7 +2059,7 @@
           <w:right w:val="single" w:color="BFBFBF" w:sz="4" w:space="4"/>
         </w:pBdr>
         <w:shd w:fill="F4F4F4" w:color="auto" w:val="clear"/>
-        <w:spacing w:after="0" w:before="0" w:line="240"/>
+        <w:spacing w:after="0" w:before="0" w:line="240" w:lineRule="auto"/>
         <w:ind w:left="113" w:right="113"/>
       </w:pPr>
       <w:r>
@@ -2080,7 +2081,7 @@
           <w:right w:val="single" w:color="BFBFBF" w:sz="4" w:space="4"/>
         </w:pBdr>
         <w:shd w:fill="F4F4F4" w:color="auto" w:val="clear"/>
-        <w:spacing w:after="0" w:before="0" w:line="240"/>
+        <w:spacing w:after="0" w:before="0" w:line="240" w:lineRule="auto"/>
         <w:ind w:left="113" w:right="113"/>
       </w:pPr>
       <w:r>
@@ -2102,7 +2103,7 @@
           <w:right w:val="single" w:color="BFBFBF" w:sz="4" w:space="4"/>
         </w:pBdr>
         <w:shd w:fill="F4F4F4" w:color="auto" w:val="clear"/>
-        <w:spacing w:after="0" w:before="0" w:line="240"/>
+        <w:spacing w:after="0" w:before="0" w:line="240" w:lineRule="auto"/>
         <w:ind w:left="113" w:right="113"/>
       </w:pPr>
       <w:r>
@@ -2124,7 +2125,7 @@
           <w:right w:val="single" w:color="BFBFBF" w:sz="4" w:space="4"/>
         </w:pBdr>
         <w:shd w:fill="F4F4F4" w:color="auto" w:val="clear"/>
-        <w:spacing w:after="0" w:before="0" w:line="240"/>
+        <w:spacing w:after="0" w:before="0" w:line="240" w:lineRule="auto"/>
         <w:ind w:left="113" w:right="113"/>
       </w:pPr>
       <w:r>
@@ -2146,7 +2147,7 @@
           <w:right w:val="single" w:color="BFBFBF" w:sz="4" w:space="4"/>
         </w:pBdr>
         <w:shd w:fill="F4F4F4" w:color="auto" w:val="clear"/>
-        <w:spacing w:after="0" w:before="0" w:line="240"/>
+        <w:spacing w:after="0" w:before="0" w:line="240" w:lineRule="auto"/>
         <w:ind w:left="113" w:right="113"/>
       </w:pPr>
       <w:r>
@@ -2168,7 +2169,7 @@
           <w:right w:val="single" w:color="BFBFBF" w:sz="4" w:space="4"/>
         </w:pBdr>
         <w:shd w:fill="F4F4F4" w:color="auto" w:val="clear"/>
-        <w:spacing w:after="0" w:before="0" w:line="240"/>
+        <w:spacing w:after="0" w:before="0" w:line="240" w:lineRule="auto"/>
         <w:ind w:left="113" w:right="113"/>
       </w:pPr>
       <w:r>
@@ -2190,7 +2191,7 @@
           <w:right w:val="single" w:color="BFBFBF" w:sz="4" w:space="4"/>
         </w:pBdr>
         <w:shd w:fill="F4F4F4" w:color="auto" w:val="clear"/>
-        <w:spacing w:after="0" w:before="0" w:line="240"/>
+        <w:spacing w:after="0" w:before="0" w:line="240" w:lineRule="auto"/>
         <w:ind w:left="113" w:right="113"/>
       </w:pPr>
       <w:r>
@@ -2212,7 +2213,7 @@
           <w:right w:val="single" w:color="BFBFBF" w:sz="4" w:space="4"/>
         </w:pBdr>
         <w:shd w:fill="F4F4F4" w:color="auto" w:val="clear"/>
-        <w:spacing w:after="0" w:before="0" w:line="240"/>
+        <w:spacing w:after="0" w:before="0" w:line="240" w:lineRule="auto"/>
         <w:ind w:left="113" w:right="113"/>
       </w:pPr>
       <w:r>
@@ -2234,7 +2235,7 @@
           <w:right w:val="single" w:color="BFBFBF" w:sz="4" w:space="4"/>
         </w:pBdr>
         <w:shd w:fill="F4F4F4" w:color="auto" w:val="clear"/>
-        <w:spacing w:after="0" w:before="0" w:line="240"/>
+        <w:spacing w:after="0" w:before="0" w:line="240" w:lineRule="auto"/>
         <w:ind w:left="113" w:right="113"/>
       </w:pPr>
       <w:r>
@@ -2256,7 +2257,7 @@
           <w:right w:val="single" w:color="BFBFBF" w:sz="4" w:space="4"/>
         </w:pBdr>
         <w:shd w:fill="F4F4F4" w:color="auto" w:val="clear"/>
-        <w:spacing w:after="0" w:before="0" w:line="240"/>
+        <w:spacing w:after="0" w:before="0" w:line="240" w:lineRule="auto"/>
         <w:ind w:left="113" w:right="113"/>
       </w:pPr>
       <w:r>
@@ -2278,7 +2279,7 @@
           <w:right w:val="single" w:color="BFBFBF" w:sz="4" w:space="4"/>
         </w:pBdr>
         <w:shd w:fill="F4F4F4" w:color="auto" w:val="clear"/>
-        <w:spacing w:after="0" w:before="0" w:line="240"/>
+        <w:spacing w:after="0" w:before="0" w:line="240" w:lineRule="auto"/>
         <w:ind w:left="113" w:right="113"/>
       </w:pPr>
       <w:r>
@@ -2300,7 +2301,7 @@
           <w:right w:val="single" w:color="BFBFBF" w:sz="4" w:space="4"/>
         </w:pBdr>
         <w:shd w:fill="F4F4F4" w:color="auto" w:val="clear"/>
-        <w:spacing w:after="0" w:before="0" w:line="240"/>
+        <w:spacing w:after="0" w:before="0" w:line="240" w:lineRule="auto"/>
         <w:ind w:left="113" w:right="113"/>
       </w:pPr>
       <w:r>
@@ -2322,7 +2323,7 @@
           <w:right w:val="single" w:color="BFBFBF" w:sz="4" w:space="4"/>
         </w:pBdr>
         <w:shd w:fill="F4F4F4" w:color="auto" w:val="clear"/>
-        <w:spacing w:after="0" w:before="0" w:line="240"/>
+        <w:spacing w:after="0" w:before="0" w:line="240" w:lineRule="auto"/>
         <w:ind w:left="113" w:right="113"/>
       </w:pPr>
       <w:r>
@@ -2344,7 +2345,7 @@
           <w:right w:val="single" w:color="BFBFBF" w:sz="4" w:space="4"/>
         </w:pBdr>
         <w:shd w:fill="F4F4F4" w:color="auto" w:val="clear"/>
-        <w:spacing w:after="0" w:before="0" w:line="240"/>
+        <w:spacing w:after="0" w:before="0" w:line="240" w:lineRule="auto"/>
         <w:ind w:left="113" w:right="113"/>
       </w:pPr>
       <w:r>
@@ -2366,7 +2367,7 @@
           <w:right w:val="single" w:color="BFBFBF" w:sz="4" w:space="4"/>
         </w:pBdr>
         <w:shd w:fill="F4F4F4" w:color="auto" w:val="clear"/>
-        <w:spacing w:after="160" w:before="0" w:line="240"/>
+        <w:spacing w:after="160" w:before="0" w:line="240" w:lineRule="auto"/>
         <w:ind w:left="113" w:right="113"/>
       </w:pPr>
       <w:r>
@@ -2380,7 +2381,8 @@
     </w:p>
     <w:p>
       <w:pPr>
-        <w:spacing w:after="80"/>
+        <w:keepNext w:val="false"/>
+        <w:spacing w:after="80" w:before="0"/>
         <w:ind w:firstLine="709"/>
         <w:jc w:val="both"/>
       </w:pPr>
@@ -2398,7 +2400,7 @@
           <w:right w:val="single" w:color="BFBFBF" w:sz="4" w:space="4"/>
         </w:pBdr>
         <w:shd w:fill="F4F4F4" w:color="auto" w:val="clear"/>
-        <w:spacing w:after="0" w:before="60" w:line="240"/>
+        <w:spacing w:after="0" w:before="60" w:line="240" w:lineRule="auto"/>
         <w:ind w:left="113" w:right="113"/>
       </w:pPr>
       <w:r>
@@ -2420,7 +2422,7 @@
           <w:right w:val="single" w:color="BFBFBF" w:sz="4" w:space="4"/>
         </w:pBdr>
         <w:shd w:fill="F4F4F4" w:color="auto" w:val="clear"/>
-        <w:spacing w:after="160" w:before="0" w:line="240"/>
+        <w:spacing w:after="160" w:before="0" w:line="240" w:lineRule="auto"/>
         <w:ind w:left="113" w:right="113"/>
       </w:pPr>
       <w:r>
@@ -2504,7 +2506,8 @@
     </w:p>
     <w:p>
       <w:pPr>
-        <w:spacing w:after="80"/>
+        <w:keepNext w:val="false"/>
+        <w:spacing w:after="80" w:before="0"/>
         <w:ind w:firstLine="709"/>
         <w:jc w:val="both"/>
       </w:pPr>
@@ -2730,6 +2733,18 @@
     </w:lvl>
   </w:abstractNum>
   <w:abstractNum w:abstractNumId="3" w15:restartNumberingAfterBreak="0">
+    <w:multiLevelType w:val="hybridMultilevel"/>
+    <w:lvl w:ilvl="0" w15:tentative="1">
+      <w:start w:val="1"/>
+      <w:numFmt w:val="bullet"/>
+      <w:lvlText w:val="•"/>
+      <w:lvlJc w:val="left"/>
+      <w:pPr>
+        <w:ind w:left="1134" w:hanging="284"/>
+      </w:pPr>
+    </w:lvl>
+  </w:abstractNum>
+  <w:abstractNum w:abstractNumId="4" w15:restartNumberingAfterBreak="0">
     <w:multiLevelType w:val="hybridMultilevel"/>
     <w:lvl w:ilvl="0" w15:tentative="1">
       <w:start w:val="1"/>
